--- a/tracked_scripts/u1/m2/synthesis/Module 2 - Unedited Script.docx
+++ b/tracked_scripts/u1/m2/synthesis/Module 2 - Unedited Script.docx
@@ -113,6 +113,48 @@
           <w:i w:val="0"/>
         </w:rPr>
         <w:t>• 1.4.3 Can't Create Fractional Symbols (TERTIARY) — Misconception #3</w:t>
+      </w:r>
+    </w:p>
+    <w:p>
+      <w:pPr>
+        <w:spacing w:before="120" w:after="40"/>
+      </w:pPr>
+      <w:r>
+        <w:rPr>
+          <w:rFonts w:ascii="Calibri" w:hAnsi="Calibri"/>
+          <w:b/>
+          <w:i w:val="0"/>
+        </w:rPr>
+        <w:t xml:space="preserve">Building From: </w:t>
+      </w:r>
+      <w:r>
+        <w:rPr>
+          <w:rFonts w:ascii="Calibri" w:hAnsi="Calibri"/>
+          <w:b w:val="0"/>
+          <w:i w:val="0"/>
+        </w:rPr>
+        <w:t>Students read picture graphs and bar graphs with 1:1 scale. They understand that "the KEY shows the SCALE" and practiced "scale of 1" language. They can solve "how many more/fewer" problems by subtracting and "in all" problems by adding. They understand both horizontal and vertical orientations.</w:t>
+      </w:r>
+    </w:p>
+    <w:p>
+      <w:pPr>
+        <w:spacing w:before="40" w:after="40"/>
+      </w:pPr>
+      <w:r>
+        <w:rPr>
+          <w:rFonts w:ascii="Calibri" w:hAnsi="Calibri"/>
+          <w:b/>
+          <w:i w:val="0"/>
+        </w:rPr>
+        <w:t xml:space="preserve">Building Toward: </w:t>
+      </w:r>
+      <w:r>
+        <w:rPr>
+          <w:rFonts w:ascii="Calibri" w:hAnsi="Calibri"/>
+          <w:b w:val="0"/>
+          <w:i w:val="0"/>
+        </w:rPr>
+        <w:t>Students will apply their understanding of "each symbol \= multiple items" to scale of 5\. The grouping concept (groups of 2 → groups of 5\) and half-symbol understanding transfer directly. Skip-counting connection becomes more explicit. ---</w:t>
       </w:r>
     </w:p>
     <w:p>
@@ -231,7 +273,7 @@
           <w:b/>
           <w:i w:val="0"/>
         </w:rPr>
-        <w:t xml:space="preserve">• Options:  </w:t>
+        <w:t xml:space="preserve">• Answer option (optional):  </w:t>
       </w:r>
       <w:r>
         <w:rPr>
@@ -241,7 +283,7 @@
           <w:color w:val="6E6E6E"/>
           <w:sz w:val="19"/>
         </w:rPr>
-        <w:t>The available answer choices</w:t>
+        <w:t>The available answer choice, nested under Prompt</w:t>
       </w:r>
     </w:p>
     <w:p>
@@ -413,9 +455,7 @@
         <w:rPr>
           <w:rFonts w:ascii="Calibri" w:hAnsi="Calibri"/>
           <w:b/>
-          <w:i/>
-          <w:color w:val="6E6E6E"/>
-          <w:sz w:val="19"/>
+          <w:i w:val="0"/>
         </w:rPr>
         <w:t xml:space="preserve">Visual: </w:t>
       </w:r>
@@ -423,9 +463,7 @@
         <w:rPr>
           <w:rFonts w:ascii="Calibri" w:hAnsi="Calibri"/>
           <w:b w:val="0"/>
-          <w:i/>
-          <w:color w:val="6E6E6E"/>
-          <w:sz w:val="19"/>
+          <w:i w:val="0"/>
         </w:rPr>
         <w:t>Data table appears showing Cats=8, Dogs=6, Birds=10, Fish=4.</w:t>
       </w:r>
@@ -439,9 +477,7 @@
         <w:rPr>
           <w:rFonts w:ascii="Calibri" w:hAnsi="Calibri"/>
           <w:b/>
-          <w:i/>
-          <w:color w:val="6E6E6E"/>
-          <w:sz w:val="19"/>
+          <w:i w:val="0"/>
         </w:rPr>
         <w:t xml:space="preserve">Visual: </w:t>
       </w:r>
@@ -449,9 +485,7 @@
         <w:rPr>
           <w:rFonts w:ascii="Calibri" w:hAnsi="Calibri"/>
           <w:b w:val="0"/>
-          <w:i/>
-          <w:color w:val="6E6E6E"/>
-          <w:sz w:val="19"/>
+          <w:i w:val="0"/>
         </w:rPr>
         <w:t>Horizontal picture graph appears alongside data table. Pets data. Scale of 2. Cats=4 symbols, Dogs=3 symbols, Birds=5 symbols, Fish=2 symbols. Key visible: Each ⭐ = 2. Scale toggle control visible with options: Each ⭐ = 1 and Each ⭐ = 2.</w:t>
       </w:r>
@@ -524,7 +558,21 @@
     </w:p>
     <w:p>
       <w:pPr>
-        <w:spacing w:before="60" w:after="20"/>
+        <w:spacing w:before="80" w:after="40"/>
+        <w:ind w:left="0"/>
+      </w:pPr>
+      <w:r>
+        <w:rPr>
+          <w:rFonts w:ascii="Calibri" w:hAnsi="Calibri"/>
+          <w:b/>
+          <w:i w:val="0"/>
+        </w:rPr>
+        <w:t>Based on student response:</w:t>
+      </w:r>
+    </w:p>
+    <w:p>
+      <w:pPr>
+        <w:spacing w:before="40" w:after="20"/>
         <w:ind w:left="0"/>
       </w:pPr>
       <w:r>
@@ -554,9 +602,7 @@
         <w:rPr>
           <w:rFonts w:ascii="Calibri" w:hAnsi="Calibri"/>
           <w:b/>
-          <w:i/>
-          <w:color w:val="6E6E6E"/>
-          <w:sz w:val="19"/>
+          <w:i w:val="0"/>
         </w:rPr>
         <w:t xml:space="preserve">Visual: </w:t>
       </w:r>
@@ -564,9 +610,7 @@
         <w:rPr>
           <w:rFonts w:ascii="Calibri" w:hAnsi="Calibri"/>
           <w:b w:val="0"/>
-          <w:i/>
-          <w:color w:val="6E6E6E"/>
-          <w:sz w:val="19"/>
+          <w:i w:val="0"/>
         </w:rPr>
         <w:t>Symbols double in count. Cats: 4 symbols → 8 symbols, Dogs: 3 → 6, Birds: 5 → 10, Fish: 2 → 4. Key updates to Each ⭐ = 1. Animation shows symbols appearing smoothly.</w:t>
       </w:r>
@@ -689,7 +733,21 @@
     </w:p>
     <w:p>
       <w:pPr>
-        <w:spacing w:before="60" w:after="20"/>
+        <w:spacing w:before="80" w:after="40"/>
+        <w:ind w:left="0"/>
+      </w:pPr>
+      <w:r>
+        <w:rPr>
+          <w:rFonts w:ascii="Calibri" w:hAnsi="Calibri"/>
+          <w:b/>
+          <w:i w:val="0"/>
+        </w:rPr>
+        <w:t>Based on student response:</w:t>
+      </w:r>
+    </w:p>
+    <w:p>
+      <w:pPr>
+        <w:spacing w:before="40" w:after="20"/>
         <w:ind w:left="0"/>
       </w:pPr>
       <w:r>
@@ -719,9 +777,7 @@
         <w:rPr>
           <w:rFonts w:ascii="Calibri" w:hAnsi="Calibri"/>
           <w:b/>
-          <w:i/>
-          <w:color w:val="6E6E6E"/>
-          <w:sz w:val="19"/>
+          <w:i w:val="0"/>
         </w:rPr>
         <w:t xml:space="preserve">Visual: </w:t>
       </w:r>
@@ -729,9 +785,7 @@
         <w:rPr>
           <w:rFonts w:ascii="Calibri" w:hAnsi="Calibri"/>
           <w:b w:val="0"/>
-          <w:i/>
-          <w:color w:val="6E6E6E"/>
-          <w:sz w:val="19"/>
+          <w:i w:val="0"/>
         </w:rPr>
         <w:t>Symbols halve in count. Cats: 8 symbols → 4 symbols, Dogs: 6 → 3, Birds: 10 → 5, Fish: 4 → 2. Key updates to Each ⭐ = 2.</w:t>
       </w:r>
@@ -782,8 +836,8 @@
     </w:p>
     <w:p>
       <w:pPr>
-        <w:spacing w:before="60" w:after="20"/>
-        <w:ind w:left="432"/>
+        <w:spacing w:before="40" w:after="20"/>
+        <w:ind w:left="0"/>
       </w:pPr>
       <w:r>
         <w:rPr>
@@ -806,15 +860,13 @@
     <w:p>
       <w:pPr>
         <w:spacing w:before="20" w:after="20"/>
-        <w:ind w:left="720"/>
+        <w:ind w:left="0"/>
       </w:pPr>
       <w:r>
         <w:rPr>
           <w:rFonts w:ascii="Calibri" w:hAnsi="Calibri"/>
           <w:b/>
-          <w:i/>
-          <w:color w:val="6E6E6E"/>
-          <w:sz w:val="19"/>
+          <w:i w:val="0"/>
         </w:rPr>
         <w:t xml:space="preserve">Visual: </w:t>
       </w:r>
@@ -822,9 +874,7 @@
         <w:rPr>
           <w:rFonts w:ascii="Calibri" w:hAnsi="Calibri"/>
           <w:b w:val="0"/>
-          <w:i/>
-          <w:color w:val="6E6E6E"/>
-          <w:sz w:val="19"/>
+          <w:i w:val="0"/>
         </w:rPr>
         <w:t>Highlight: Cats</w:t>
       </w:r>
@@ -832,7 +882,7 @@
     <w:p>
       <w:pPr>
         <w:spacing w:before="20" w:after="20"/>
-        <w:ind w:left="720"/>
+        <w:ind w:left="0"/>
       </w:pPr>
       <w:r>
         <w:rPr>
@@ -853,8 +903,8 @@
     </w:p>
     <w:p>
       <w:pPr>
-        <w:spacing w:before="60" w:after="20"/>
-        <w:ind w:left="432"/>
+        <w:spacing w:before="40" w:after="20"/>
+        <w:ind w:left="0"/>
       </w:pPr>
       <w:r>
         <w:rPr>
@@ -877,15 +927,13 @@
     <w:p>
       <w:pPr>
         <w:spacing w:before="20" w:after="20"/>
-        <w:ind w:left="720"/>
+        <w:ind w:left="0"/>
       </w:pPr>
       <w:r>
         <w:rPr>
           <w:rFonts w:ascii="Calibri" w:hAnsi="Calibri"/>
           <w:b/>
-          <w:i/>
-          <w:color w:val="6E6E6E"/>
-          <w:sz w:val="19"/>
+          <w:i w:val="0"/>
         </w:rPr>
         <w:t xml:space="preserve">Visual: </w:t>
       </w:r>
@@ -893,9 +941,7 @@
         <w:rPr>
           <w:rFonts w:ascii="Calibri" w:hAnsi="Calibri"/>
           <w:b w:val="0"/>
-          <w:i/>
-          <w:color w:val="6E6E6E"/>
-          <w:sz w:val="19"/>
+          <w:i w:val="0"/>
         </w:rPr>
         <w:t>Graph shows scale of 1 (8+6+10+4=28 total symbols) then scale of 2 (4+3+5+2=14 total symbols) side by side, with totals labeled.</w:t>
       </w:r>
@@ -903,7 +949,7 @@
     <w:p>
       <w:pPr>
         <w:spacing w:before="20" w:after="20"/>
-        <w:ind w:left="720"/>
+        <w:ind w:left="0"/>
       </w:pPr>
       <w:r>
         <w:rPr>
@@ -940,9 +986,7 @@
         <w:rPr>
           <w:rFonts w:ascii="Calibri" w:hAnsi="Calibri"/>
           <w:b/>
-          <w:i/>
-          <w:color w:val="6E6E6E"/>
-          <w:sz w:val="19"/>
+          <w:i w:val="0"/>
         </w:rPr>
         <w:t xml:space="preserve">Visual: </w:t>
       </w:r>
@@ -950,9 +994,7 @@
         <w:rPr>
           <w:rFonts w:ascii="Calibri" w:hAnsi="Calibri"/>
           <w:b w:val="0"/>
-          <w:i/>
-          <w:color w:val="6E6E6E"/>
-          <w:sz w:val="19"/>
+          <w:i w:val="0"/>
         </w:rPr>
         <w:t>New picture graph context appears. Key visible: Each symbol = 2. No data table visible. Clean display showing the key prominently.</w:t>
       </w:r>
@@ -1081,7 +1123,21 @@
     </w:p>
     <w:p>
       <w:pPr>
-        <w:spacing w:before="60" w:after="20"/>
+        <w:spacing w:before="80" w:after="40"/>
+        <w:ind w:left="0"/>
+      </w:pPr>
+      <w:r>
+        <w:rPr>
+          <w:rFonts w:ascii="Calibri" w:hAnsi="Calibri"/>
+          <w:b/>
+          <w:i w:val="0"/>
+        </w:rPr>
+        <w:t>Based on student response:</w:t>
+      </w:r>
+    </w:p>
+    <w:p>
+      <w:pPr>
+        <w:spacing w:before="40" w:after="20"/>
         <w:ind w:left="0"/>
       </w:pPr>
       <w:r>
@@ -1126,8 +1182,8 @@
     </w:p>
     <w:p>
       <w:pPr>
-        <w:spacing w:before="60" w:after="20"/>
-        <w:ind w:left="432"/>
+        <w:spacing w:before="40" w:after="20"/>
+        <w:ind w:left="0"/>
       </w:pPr>
       <w:r>
         <w:rPr>
@@ -1150,15 +1206,13 @@
     <w:p>
       <w:pPr>
         <w:spacing w:before="20" w:after="20"/>
-        <w:ind w:left="720"/>
+        <w:ind w:left="0"/>
       </w:pPr>
       <w:r>
         <w:rPr>
           <w:rFonts w:ascii="Calibri" w:hAnsi="Calibri"/>
           <w:b/>
-          <w:i/>
-          <w:color w:val="6E6E6E"/>
-          <w:sz w:val="19"/>
+          <w:i w:val="0"/>
         </w:rPr>
         <w:t xml:space="preserve">Visual: </w:t>
       </w:r>
@@ -1166,9 +1220,7 @@
         <w:rPr>
           <w:rFonts w:ascii="Calibri" w:hAnsi="Calibri"/>
           <w:b w:val="0"/>
-          <w:i/>
-          <w:color w:val="6E6E6E"/>
-          <w:sz w:val="19"/>
+          <w:i w:val="0"/>
         </w:rPr>
         <w:t>The selected odd number highlights.</w:t>
       </w:r>
@@ -1176,7 +1228,7 @@
     <w:p>
       <w:pPr>
         <w:spacing w:before="20" w:after="20"/>
-        <w:ind w:left="720"/>
+        <w:ind w:left="0"/>
       </w:pPr>
       <w:r>
         <w:rPr>
@@ -1197,8 +1249,8 @@
     </w:p>
     <w:p>
       <w:pPr>
-        <w:spacing w:before="60" w:after="20"/>
-        <w:ind w:left="432"/>
+        <w:spacing w:before="40" w:after="20"/>
+        <w:ind w:left="0"/>
       </w:pPr>
       <w:r>
         <w:rPr>
@@ -1221,15 +1273,13 @@
     <w:p>
       <w:pPr>
         <w:spacing w:before="20" w:after="20"/>
-        <w:ind w:left="720"/>
+        <w:ind w:left="0"/>
       </w:pPr>
       <w:r>
         <w:rPr>
           <w:rFonts w:ascii="Calibri" w:hAnsi="Calibri"/>
           <w:b/>
-          <w:i/>
-          <w:color w:val="6E6E6E"/>
-          <w:sz w:val="19"/>
+          <w:i w:val="0"/>
         </w:rPr>
         <w:t xml:space="preserve">Visual: </w:t>
       </w:r>
@@ -1237,9 +1287,7 @@
         <w:rPr>
           <w:rFonts w:ascii="Calibri" w:hAnsi="Calibri"/>
           <w:b w:val="0"/>
-          <w:i/>
-          <w:color w:val="6E6E6E"/>
-          <w:sz w:val="19"/>
+          <w:i w:val="0"/>
         </w:rPr>
         <w:t>Key pulses: Each symbol = 2.</w:t>
       </w:r>
@@ -1247,7 +1295,7 @@
     <w:p>
       <w:pPr>
         <w:spacing w:before="20" w:after="20"/>
-        <w:ind w:left="720"/>
+        <w:ind w:left="0"/>
       </w:pPr>
       <w:r>
         <w:rPr>
@@ -1268,8 +1316,8 @@
     </w:p>
     <w:p>
       <w:pPr>
-        <w:spacing w:before="60" w:after="20"/>
-        <w:ind w:left="432"/>
+        <w:spacing w:before="40" w:after="20"/>
+        <w:ind w:left="0"/>
       </w:pPr>
       <w:r>
         <w:rPr>
@@ -1292,15 +1340,13 @@
     <w:p>
       <w:pPr>
         <w:spacing w:before="20" w:after="20"/>
-        <w:ind w:left="720"/>
+        <w:ind w:left="0"/>
       </w:pPr>
       <w:r>
         <w:rPr>
           <w:rFonts w:ascii="Calibri" w:hAnsi="Calibri"/>
           <w:b/>
-          <w:i/>
-          <w:color w:val="6E6E6E"/>
-          <w:sz w:val="19"/>
+          <w:i w:val="0"/>
         </w:rPr>
         <w:t xml:space="preserve">Visual: </w:t>
       </w:r>
@@ -1308,9 +1354,7 @@
         <w:rPr>
           <w:rFonts w:ascii="Calibri" w:hAnsi="Calibri"/>
           <w:b w:val="0"/>
-          <w:i/>
-          <w:color w:val="6E6E6E"/>
-          <w:sz w:val="19"/>
+          <w:i w:val="0"/>
         </w:rPr>
         <w:t>Odd numbers in the list pulse briefly.</w:t>
       </w:r>
@@ -1318,7 +1362,7 @@
     <w:p>
       <w:pPr>
         <w:spacing w:before="20" w:after="20"/>
-        <w:ind w:left="720"/>
+        <w:ind w:left="0"/>
       </w:pPr>
       <w:r>
         <w:rPr>
@@ -1339,8 +1383,8 @@
     </w:p>
     <w:p>
       <w:pPr>
-        <w:spacing w:before="60" w:after="20"/>
-        <w:ind w:left="432"/>
+        <w:spacing w:before="40" w:after="20"/>
+        <w:ind w:left="0"/>
       </w:pPr>
       <w:r>
         <w:rPr>
@@ -1363,15 +1407,13 @@
     <w:p>
       <w:pPr>
         <w:spacing w:before="20" w:after="20"/>
-        <w:ind w:left="720"/>
+        <w:ind w:left="0"/>
       </w:pPr>
       <w:r>
         <w:rPr>
           <w:rFonts w:ascii="Calibri" w:hAnsi="Calibri"/>
           <w:b/>
-          <w:i/>
-          <w:color w:val="6E6E6E"/>
-          <w:sz w:val="19"/>
+          <w:i w:val="0"/>
         </w:rPr>
         <w:t xml:space="preserve">Visual: </w:t>
       </w:r>
@@ -1379,9 +1421,7 @@
         <w:rPr>
           <w:rFonts w:ascii="Calibri" w:hAnsi="Calibri"/>
           <w:b w:val="0"/>
-          <w:i/>
-          <w:color w:val="6E6E6E"/>
-          <w:sz w:val="19"/>
+          <w:i w:val="0"/>
         </w:rPr>
         <w:t>7 and 9 highlight and pulse to confirm they are the odd numbers.</w:t>
       </w:r>
@@ -1389,7 +1429,7 @@
     <w:p>
       <w:pPr>
         <w:spacing w:before="20" w:after="20"/>
-        <w:ind w:left="720"/>
+        <w:ind w:left="0"/>
       </w:pPr>
       <w:r>
         <w:rPr>
@@ -1532,7 +1572,21 @@
     </w:p>
     <w:p>
       <w:pPr>
-        <w:spacing w:before="60" w:after="20"/>
+        <w:spacing w:before="80" w:after="40"/>
+        <w:ind w:left="0"/>
+      </w:pPr>
+      <w:r>
+        <w:rPr>
+          <w:rFonts w:ascii="Calibri" w:hAnsi="Calibri"/>
+          <w:b/>
+          <w:i w:val="0"/>
+        </w:rPr>
+        <w:t>Based on student response:</w:t>
+      </w:r>
+    </w:p>
+    <w:p>
+      <w:pPr>
+        <w:spacing w:before="40" w:after="20"/>
         <w:ind w:left="0"/>
       </w:pPr>
       <w:r>
@@ -1577,8 +1631,8 @@
     </w:p>
     <w:p>
       <w:pPr>
-        <w:spacing w:before="60" w:after="20"/>
-        <w:ind w:left="432"/>
+        <w:spacing w:before="40" w:after="20"/>
+        <w:ind w:left="0"/>
       </w:pPr>
       <w:r>
         <w:rPr>
@@ -1601,15 +1655,13 @@
     <w:p>
       <w:pPr>
         <w:spacing w:before="20" w:after="20"/>
-        <w:ind w:left="720"/>
+        <w:ind w:left="0"/>
       </w:pPr>
       <w:r>
         <w:rPr>
           <w:rFonts w:ascii="Calibri" w:hAnsi="Calibri"/>
           <w:b/>
-          <w:i/>
-          <w:color w:val="6E6E6E"/>
-          <w:sz w:val="19"/>
+          <w:i w:val="0"/>
         </w:rPr>
         <w:t xml:space="preserve">Visual: </w:t>
       </w:r>
@@ -1617,9 +1669,7 @@
         <w:rPr>
           <w:rFonts w:ascii="Calibri" w:hAnsi="Calibri"/>
           <w:b w:val="0"/>
-          <w:i/>
-          <w:color w:val="6E6E6E"/>
-          <w:sz w:val="19"/>
+          <w:i w:val="0"/>
         </w:rPr>
         <w:t>Key pulses: Each symbol = 2.</w:t>
       </w:r>
@@ -1627,7 +1677,7 @@
     <w:p>
       <w:pPr>
         <w:spacing w:before="20" w:after="20"/>
-        <w:ind w:left="720"/>
+        <w:ind w:left="0"/>
       </w:pPr>
       <w:r>
         <w:rPr>
@@ -1648,8 +1698,8 @@
     </w:p>
     <w:p>
       <w:pPr>
-        <w:spacing w:before="60" w:after="20"/>
-        <w:ind w:left="432"/>
+        <w:spacing w:before="40" w:after="20"/>
+        <w:ind w:left="0"/>
       </w:pPr>
       <w:r>
         <w:rPr>
@@ -1672,15 +1722,13 @@
     <w:p>
       <w:pPr>
         <w:spacing w:before="20" w:after="20"/>
-        <w:ind w:left="720"/>
+        <w:ind w:left="0"/>
       </w:pPr>
       <w:r>
         <w:rPr>
           <w:rFonts w:ascii="Calibri" w:hAnsi="Calibri"/>
           <w:b/>
-          <w:i/>
-          <w:color w:val="6E6E6E"/>
-          <w:sz w:val="19"/>
+          <w:i w:val="0"/>
         </w:rPr>
         <w:t xml:space="preserve">Visual: </w:t>
       </w:r>
@@ -1688,9 +1736,7 @@
         <w:rPr>
           <w:rFonts w:ascii="Calibri" w:hAnsi="Calibri"/>
           <w:b w:val="0"/>
-          <w:i/>
-          <w:color w:val="6E6E6E"/>
-          <w:sz w:val="19"/>
+          <w:i w:val="0"/>
         </w:rPr>
         <w:t>Key pulses: Each symbol = 2.</w:t>
       </w:r>
@@ -1698,7 +1744,7 @@
     <w:p>
       <w:pPr>
         <w:spacing w:before="20" w:after="20"/>
-        <w:ind w:left="720"/>
+        <w:ind w:left="0"/>
       </w:pPr>
       <w:r>
         <w:rPr>
@@ -1719,8 +1765,8 @@
     </w:p>
     <w:p>
       <w:pPr>
-        <w:spacing w:before="60" w:after="20"/>
-        <w:ind w:left="432"/>
+        <w:spacing w:before="40" w:after="20"/>
+        <w:ind w:left="0"/>
       </w:pPr>
       <w:r>
         <w:rPr>
@@ -1743,15 +1789,13 @@
     <w:p>
       <w:pPr>
         <w:spacing w:before="20" w:after="20"/>
-        <w:ind w:left="720"/>
+        <w:ind w:left="0"/>
       </w:pPr>
       <w:r>
         <w:rPr>
           <w:rFonts w:ascii="Calibri" w:hAnsi="Calibri"/>
           <w:b/>
-          <w:i/>
-          <w:color w:val="6E6E6E"/>
-          <w:sz w:val="19"/>
+          <w:i w:val="0"/>
         </w:rPr>
         <w:t xml:space="preserve">Visual: </w:t>
       </w:r>
@@ -1759,9 +1803,7 @@
         <w:rPr>
           <w:rFonts w:ascii="Calibri" w:hAnsi="Calibri"/>
           <w:b w:val="0"/>
-          <w:i/>
-          <w:color w:val="6E6E6E"/>
-          <w:sz w:val="19"/>
+          <w:i w:val="0"/>
         </w:rPr>
         <w:t>Key highlights: Each symbol = 2.</w:t>
       </w:r>
@@ -1769,7 +1811,7 @@
     <w:p>
       <w:pPr>
         <w:spacing w:before="20" w:after="20"/>
-        <w:ind w:left="720"/>
+        <w:ind w:left="0"/>
       </w:pPr>
       <w:r>
         <w:rPr>
@@ -1790,8 +1832,8 @@
     </w:p>
     <w:p>
       <w:pPr>
-        <w:spacing w:before="60" w:after="20"/>
-        <w:ind w:left="432"/>
+        <w:spacing w:before="40" w:after="20"/>
+        <w:ind w:left="0"/>
       </w:pPr>
       <w:r>
         <w:rPr>
@@ -1814,15 +1856,13 @@
     <w:p>
       <w:pPr>
         <w:spacing w:before="20" w:after="20"/>
-        <w:ind w:left="720"/>
+        <w:ind w:left="0"/>
       </w:pPr>
       <w:r>
         <w:rPr>
           <w:rFonts w:ascii="Calibri" w:hAnsi="Calibri"/>
           <w:b/>
-          <w:i/>
-          <w:color w:val="6E6E6E"/>
-          <w:sz w:val="19"/>
+          <w:i w:val="0"/>
         </w:rPr>
         <w:t xml:space="preserve">Visual: </w:t>
       </w:r>
@@ -1830,9 +1870,7 @@
         <w:rPr>
           <w:rFonts w:ascii="Calibri" w:hAnsi="Calibri"/>
           <w:b w:val="0"/>
-          <w:i/>
-          <w:color w:val="6E6E6E"/>
-          <w:sz w:val="19"/>
+          <w:i w:val="0"/>
         </w:rPr>
         <w:t>Key animates: full symbol labeled '2', half-symbol labeled '1'.</w:t>
       </w:r>
@@ -1840,7 +1878,7 @@
     <w:p>
       <w:pPr>
         <w:spacing w:before="20" w:after="20"/>
-        <w:ind w:left="720"/>
+        <w:ind w:left="0"/>
       </w:pPr>
       <w:r>
         <w:rPr>
@@ -1877,9 +1915,7 @@
         <w:rPr>
           <w:rFonts w:ascii="Calibri" w:hAnsi="Calibri"/>
           <w:b/>
-          <w:i/>
-          <w:color w:val="6E6E6E"/>
-          <w:sz w:val="19"/>
+          <w:i w:val="0"/>
         </w:rPr>
         <w:t xml:space="preserve">Visual: </w:t>
       </w:r>
@@ -1887,9 +1923,7 @@
         <w:rPr>
           <w:rFonts w:ascii="Calibri" w:hAnsi="Calibri"/>
           <w:b w:val="0"/>
-          <w:i/>
-          <w:color w:val="6E6E6E"/>
-          <w:sz w:val="19"/>
+          <w:i w:val="0"/>
         </w:rPr>
         <w:t>Picture graph at scale of 1 appears. Cats=8 symbols, Dogs=6, Birds=10, Fish=4. Key visible: Each ⭐ = 1.</w:t>
       </w:r>
@@ -1903,9 +1937,7 @@
         <w:rPr>
           <w:rFonts w:ascii="Calibri" w:hAnsi="Calibri"/>
           <w:b/>
-          <w:i/>
-          <w:color w:val="6E6E6E"/>
-          <w:sz w:val="19"/>
+          <w:i w:val="0"/>
         </w:rPr>
         <w:t xml:space="preserve">Visual: </w:t>
       </w:r>
@@ -1913,9 +1945,7 @@
         <w:rPr>
           <w:rFonts w:ascii="Calibri" w:hAnsi="Calibri"/>
           <w:b w:val="0"/>
-          <w:i/>
-          <w:color w:val="6E6E6E"/>
-          <w:sz w:val="19"/>
+          <w:i w:val="0"/>
         </w:rPr>
         <w:t>Picture graph at scale of 2 appears alongside scale of 1 graph. Same pets data. Cats=4 symbols, Dogs=3, Birds=5, Fish=2. Key visible: Each ⭐ = 2. Side-by-side comparison display.</w:t>
       </w:r>
@@ -2044,7 +2074,21 @@
     </w:p>
     <w:p>
       <w:pPr>
-        <w:spacing w:before="60" w:after="20"/>
+        <w:spacing w:before="80" w:after="40"/>
+        <w:ind w:left="0"/>
+      </w:pPr>
+      <w:r>
+        <w:rPr>
+          <w:rFonts w:ascii="Calibri" w:hAnsi="Calibri"/>
+          <w:b/>
+          <w:i w:val="0"/>
+        </w:rPr>
+        <w:t>Based on student response:</w:t>
+      </w:r>
+    </w:p>
+    <w:p>
+      <w:pPr>
+        <w:spacing w:before="40" w:after="20"/>
         <w:ind w:left="0"/>
       </w:pPr>
       <w:r>
@@ -2111,8 +2155,8 @@
     </w:p>
     <w:p>
       <w:pPr>
-        <w:spacing w:before="60" w:after="20"/>
-        <w:ind w:left="432"/>
+        <w:spacing w:before="40" w:after="20"/>
+        <w:ind w:left="0"/>
       </w:pPr>
       <w:r>
         <w:rPr>
@@ -2135,15 +2179,13 @@
     <w:p>
       <w:pPr>
         <w:spacing w:before="20" w:after="20"/>
-        <w:ind w:left="720"/>
+        <w:ind w:left="0"/>
       </w:pPr>
       <w:r>
         <w:rPr>
           <w:rFonts w:ascii="Calibri" w:hAnsi="Calibri"/>
           <w:b/>
-          <w:i/>
-          <w:color w:val="6E6E6E"/>
-          <w:sz w:val="19"/>
+          <w:i w:val="0"/>
         </w:rPr>
         <w:t xml:space="preserve">Visual: </w:t>
       </w:r>
@@ -2151,9 +2193,7 @@
         <w:rPr>
           <w:rFonts w:ascii="Calibri" w:hAnsi="Calibri"/>
           <w:b w:val="0"/>
-          <w:i/>
-          <w:color w:val="6E6E6E"/>
-          <w:sz w:val="19"/>
+          <w:i w:val="0"/>
         </w:rPr>
         <w:t>Update (picture_graph_pets_scale1)</w:t>
       </w:r>
@@ -2161,7 +2201,7 @@
     <w:p>
       <w:pPr>
         <w:spacing w:before="20" w:after="20"/>
-        <w:ind w:left="720"/>
+        <w:ind w:left="0"/>
       </w:pPr>
       <w:r>
         <w:rPr>
@@ -2182,8 +2222,8 @@
     </w:p>
     <w:p>
       <w:pPr>
-        <w:spacing w:before="60" w:after="20"/>
-        <w:ind w:left="432"/>
+        <w:spacing w:before="40" w:after="20"/>
+        <w:ind w:left="0"/>
       </w:pPr>
       <w:r>
         <w:rPr>
@@ -2206,15 +2246,13 @@
     <w:p>
       <w:pPr>
         <w:spacing w:before="20" w:after="20"/>
-        <w:ind w:left="720"/>
+        <w:ind w:left="0"/>
       </w:pPr>
       <w:r>
         <w:rPr>
           <w:rFonts w:ascii="Calibri" w:hAnsi="Calibri"/>
           <w:b/>
-          <w:i/>
-          <w:color w:val="6E6E6E"/>
-          <w:sz w:val="19"/>
+          <w:i w:val="0"/>
         </w:rPr>
         <w:t xml:space="preserve">Visual: </w:t>
       </w:r>
@@ -2222,9 +2260,7 @@
         <w:rPr>
           <w:rFonts w:ascii="Calibri" w:hAnsi="Calibri"/>
           <w:b w:val="0"/>
-          <w:i/>
-          <w:color w:val="6E6E6E"/>
-          <w:sz w:val="19"/>
+          <w:i w:val="0"/>
         </w:rPr>
         <w:t>Update (picture_graph_pets_scale2)</w:t>
       </w:r>
@@ -2232,7 +2268,7 @@
     <w:p>
       <w:pPr>
         <w:spacing w:before="20" w:after="20"/>
-        <w:ind w:left="720"/>
+        <w:ind w:left="0"/>
       </w:pPr>
       <w:r>
         <w:rPr>
@@ -2253,8 +2289,8 @@
     </w:p>
     <w:p>
       <w:pPr>
-        <w:spacing w:before="60" w:after="20"/>
-        <w:ind w:left="432"/>
+        <w:spacing w:before="40" w:after="20"/>
+        <w:ind w:left="0"/>
       </w:pPr>
       <w:r>
         <w:rPr>
@@ -2277,15 +2313,13 @@
     <w:p>
       <w:pPr>
         <w:spacing w:before="20" w:after="20"/>
-        <w:ind w:left="720"/>
+        <w:ind w:left="0"/>
       </w:pPr>
       <w:r>
         <w:rPr>
           <w:rFonts w:ascii="Calibri" w:hAnsi="Calibri"/>
           <w:b/>
-          <w:i/>
-          <w:color w:val="6E6E6E"/>
-          <w:sz w:val="19"/>
+          <w:i w:val="0"/>
         </w:rPr>
         <w:t xml:space="preserve">Visual: </w:t>
       </w:r>
@@ -2293,9 +2327,7 @@
         <w:rPr>
           <w:rFonts w:ascii="Calibri" w:hAnsi="Calibri"/>
           <w:b w:val="0"/>
-          <w:i/>
-          <w:color w:val="6E6E6E"/>
-          <w:sz w:val="19"/>
+          <w:i w:val="0"/>
         </w:rPr>
         <w:t>Update (picture_graph_pets_scale1)</w:t>
       </w:r>
@@ -2303,7 +2335,7 @@
     <w:p>
       <w:pPr>
         <w:spacing w:before="20" w:after="20"/>
-        <w:ind w:left="720"/>
+        <w:ind w:left="0"/>
       </w:pPr>
       <w:r>
         <w:rPr>
@@ -2324,8 +2356,8 @@
     </w:p>
     <w:p>
       <w:pPr>
-        <w:spacing w:before="60" w:after="20"/>
-        <w:ind w:left="432"/>
+        <w:spacing w:before="40" w:after="20"/>
+        <w:ind w:left="0"/>
       </w:pPr>
       <w:r>
         <w:rPr>
@@ -2348,15 +2380,13 @@
     <w:p>
       <w:pPr>
         <w:spacing w:before="20" w:after="20"/>
-        <w:ind w:left="720"/>
+        <w:ind w:left="0"/>
       </w:pPr>
       <w:r>
         <w:rPr>
           <w:rFonts w:ascii="Calibri" w:hAnsi="Calibri"/>
           <w:b/>
-          <w:i/>
-          <w:color w:val="6E6E6E"/>
-          <w:sz w:val="19"/>
+          <w:i w:val="0"/>
         </w:rPr>
         <w:t xml:space="preserve">Visual: </w:t>
       </w:r>
@@ -2364,9 +2394,7 @@
         <w:rPr>
           <w:rFonts w:ascii="Calibri" w:hAnsi="Calibri"/>
           <w:b w:val="0"/>
-          <w:i/>
-          <w:color w:val="6E6E6E"/>
-          <w:sz w:val="19"/>
+          <w:i w:val="0"/>
         </w:rPr>
         <w:t>Key pulses showing 'Each ⭐ = 1', then Cats row highlights showing 8 symbols = 8 pets</w:t>
       </w:r>
@@ -2374,7 +2402,7 @@
     <w:p>
       <w:pPr>
         <w:spacing w:before="20" w:after="20"/>
-        <w:ind w:left="720"/>
+        <w:ind w:left="0"/>
       </w:pPr>
       <w:r>
         <w:rPr>
@@ -2411,9 +2439,7 @@
         <w:rPr>
           <w:rFonts w:ascii="Calibri" w:hAnsi="Calibri"/>
           <w:b/>
-          <w:i/>
-          <w:color w:val="6E6E6E"/>
-          <w:sz w:val="19"/>
+          <w:i w:val="0"/>
         </w:rPr>
         <w:t xml:space="preserve">Visual: </w:t>
       </w:r>
@@ -2421,9 +2447,7 @@
         <w:rPr>
           <w:rFonts w:ascii="Calibri" w:hAnsi="Calibri"/>
           <w:b w:val="0"/>
-          <w:i/>
-          <w:color w:val="6E6E6E"/>
-          <w:sz w:val="19"/>
+          <w:i w:val="0"/>
         </w:rPr>
         <w:t>Static frame from student's Warmup data transformation appears briefly. Shows items grouped by 2s becoming symbols on a picture graph.</w:t>
       </w:r>
@@ -2459,9 +2483,7 @@
         <w:rPr>
           <w:rFonts w:ascii="Calibri" w:hAnsi="Calibri"/>
           <w:b/>
-          <w:i/>
-          <w:color w:val="6E6E6E"/>
-          <w:sz w:val="19"/>
+          <w:i w:val="0"/>
         </w:rPr>
         <w:t xml:space="preserve">Visual: </w:t>
       </w:r>
@@ -2469,9 +2491,7 @@
         <w:rPr>
           <w:rFonts w:ascii="Calibri" w:hAnsi="Calibri"/>
           <w:b w:val="0"/>
-          <w:i/>
-          <w:color w:val="6E6E6E"/>
-          <w:sz w:val="19"/>
+          <w:i w:val="0"/>
         </w:rPr>
         <w:t>Remove grouping_animation_warmup</w:t>
       </w:r>
@@ -2485,9 +2505,7 @@
         <w:rPr>
           <w:rFonts w:ascii="Calibri" w:hAnsi="Calibri"/>
           <w:b/>
-          <w:i/>
-          <w:color w:val="6E6E6E"/>
-          <w:sz w:val="19"/>
+          <w:i w:val="0"/>
         </w:rPr>
         <w:t xml:space="preserve">Visual: </w:t>
       </w:r>
@@ -2495,9 +2513,7 @@
         <w:rPr>
           <w:rFonts w:ascii="Calibri" w:hAnsi="Calibri"/>
           <w:b w:val="0"/>
-          <w:i/>
-          <w:color w:val="6E6E6E"/>
-          <w:sz w:val="19"/>
+          <w:i w:val="0"/>
         </w:rPr>
         <w:t>A completed 1:2 picture graph from the Lesson appears. Visual bookend showing student's work. Clean, complete display with key visible.</w:t>
       </w:r>
